--- a/00-首页/题组Word/阶段测试卷/有机化学阶段测试卷-打印版.docx
+++ b/00-首页/题组Word/阶段测试卷/有机化学阶段测试卷-打印版.docx
@@ -1772,8 +1772,8 @@
     <w:p>
       <w:pPr>
         <w:pStyle w:val="BodyText"/>
+        <w:spacing w:before="0" w:after="0"/>
         <w:ind w:left="480" w:hanging="480"/>
-        <w:spacing w:after="0"/>
       </w:pPr>
       <w:r>
         <w:rPr>
@@ -1867,8 +1867,8 @@
     <w:p>
       <w:pPr>
         <w:pStyle w:val="BodyText"/>
+        <w:spacing w:before="0" w:after="0"/>
         <w:ind w:left="480" w:hanging="480"/>
-        <w:spacing w:before="0" w:after="0"/>
       </w:pPr>
       <w:r>
         <w:rPr>
@@ -1962,8 +1962,8 @@
     <w:p>
       <w:pPr>
         <w:pStyle w:val="BodyText"/>
+        <w:spacing w:before="0" w:after="0"/>
         <w:ind w:left="480" w:hanging="480"/>
-        <w:spacing w:before="0" w:after="0"/>
       </w:pPr>
       <w:r>
         <w:rPr>
@@ -2057,8 +2057,8 @@
     <w:p>
       <w:pPr>
         <w:pStyle w:val="BodyText"/>
+        <w:spacing w:before="0" w:after="0"/>
         <w:ind w:left="480" w:hanging="480"/>
-        <w:spacing w:before="0" w:after="180"/>
       </w:pPr>
       <w:r>
         <w:rPr>
@@ -3828,8 +3828,8 @@
     <w:p>
       <w:pPr>
         <w:pStyle w:val="BodyText"/>
+        <w:spacing w:before="0" w:after="0"/>
         <w:ind w:left="480" w:hanging="480"/>
-        <w:spacing w:after="0"/>
       </w:pPr>
       <w:r>
         <w:rPr>
@@ -3859,8 +3859,8 @@
     <w:p>
       <w:pPr>
         <w:pStyle w:val="BodyText"/>
+        <w:spacing w:before="0" w:after="0"/>
         <w:ind w:left="480" w:hanging="480"/>
-        <w:spacing w:before="0" w:after="0"/>
       </w:pPr>
       <w:r>
         <w:rPr>
@@ -3890,8 +3890,8 @@
     <w:p>
       <w:pPr>
         <w:pStyle w:val="BodyText"/>
+        <w:spacing w:before="0" w:after="0"/>
         <w:ind w:left="480" w:hanging="480"/>
-        <w:spacing w:before="0" w:after="0"/>
       </w:pPr>
       <w:r>
         <w:rPr>
@@ -3921,8 +3921,8 @@
     <w:p>
       <w:pPr>
         <w:pStyle w:val="BodyText"/>
+        <w:spacing w:before="0" w:after="0"/>
         <w:ind w:left="480" w:hanging="480"/>
-        <w:spacing w:before="0" w:after="180"/>
       </w:pPr>
       <w:r>
         <w:rPr>
@@ -4236,8 +4236,8 @@
     <w:p>
       <w:pPr>
         <w:pStyle w:val="BodyText"/>
+        <w:spacing w:before="0" w:after="0"/>
         <w:ind w:left="480" w:hanging="480"/>
-        <w:spacing w:after="0"/>
       </w:pPr>
       <w:r>
         <w:rPr>
@@ -4307,8 +4307,8 @@
     <w:p>
       <w:pPr>
         <w:pStyle w:val="BodyText"/>
+        <w:spacing w:before="0" w:after="0"/>
         <w:ind w:left="480" w:hanging="480"/>
-        <w:spacing w:before="0" w:after="0"/>
       </w:pPr>
       <w:r>
         <w:rPr>
@@ -4378,8 +4378,8 @@
     <w:p>
       <w:pPr>
         <w:pStyle w:val="BodyText"/>
+        <w:spacing w:before="0" w:after="0"/>
         <w:ind w:left="480" w:hanging="480"/>
-        <w:spacing w:before="0" w:after="0"/>
       </w:pPr>
       <w:r>
         <w:rPr>
@@ -4449,8 +4449,8 @@
     <w:p>
       <w:pPr>
         <w:pStyle w:val="BodyText"/>
+        <w:spacing w:before="0" w:after="0"/>
         <w:ind w:left="480" w:hanging="480"/>
-        <w:spacing w:before="0" w:after="180"/>
       </w:pPr>
       <w:r>
         <w:rPr>
@@ -4975,8 +4975,8 @@
     <w:p>
       <w:pPr>
         <w:pStyle w:val="BodyText"/>
+        <w:spacing w:before="0" w:after="0"/>
         <w:ind w:left="480" w:hanging="480"/>
-        <w:spacing w:after="0"/>
       </w:pPr>
       <w:r>
         <w:rPr>
@@ -4988,8 +4988,8 @@
     <w:p>
       <w:pPr>
         <w:pStyle w:val="BodyText"/>
+        <w:spacing w:before="0" w:after="0"/>
         <w:ind w:left="480" w:hanging="480"/>
-        <w:spacing w:before="0" w:after="0"/>
       </w:pPr>
       <w:r>
         <w:rPr>
@@ -5001,8 +5001,8 @@
     <w:p>
       <w:pPr>
         <w:pStyle w:val="BodyText"/>
+        <w:spacing w:before="0" w:after="0"/>
         <w:ind w:left="480" w:hanging="480"/>
-        <w:spacing w:before="0" w:after="0"/>
       </w:pPr>
       <w:r>
         <w:rPr>
@@ -5014,8 +5014,8 @@
     <w:p>
       <w:pPr>
         <w:pStyle w:val="BodyText"/>
+        <w:spacing w:before="0" w:after="0"/>
         <w:ind w:left="480" w:hanging="480"/>
-        <w:spacing w:before="0" w:after="180"/>
       </w:pPr>
       <w:r>
         <w:rPr>
@@ -5355,8 +5355,8 @@
     <w:p>
       <w:pPr>
         <w:pStyle w:val="BodyText"/>
+        <w:spacing w:before="0" w:after="0"/>
         <w:ind w:left="480" w:hanging="480"/>
-        <w:spacing w:after="0"/>
       </w:pPr>
       <w:r>
         <w:rPr>
@@ -5368,8 +5368,8 @@
     <w:p>
       <w:pPr>
         <w:pStyle w:val="BodyText"/>
+        <w:spacing w:before="0" w:after="0"/>
         <w:ind w:left="480" w:hanging="480"/>
-        <w:spacing w:before="0" w:after="0"/>
       </w:pPr>
       <w:r>
         <w:rPr>
@@ -5381,8 +5381,8 @@
     <w:p>
       <w:pPr>
         <w:pStyle w:val="BodyText"/>
+        <w:spacing w:before="0" w:after="0"/>
         <w:ind w:left="480" w:hanging="480"/>
-        <w:spacing w:before="0" w:after="0"/>
       </w:pPr>
       <w:r>
         <w:rPr>
@@ -5394,8 +5394,8 @@
     <w:p>
       <w:pPr>
         <w:pStyle w:val="BodyText"/>
+        <w:spacing w:before="0" w:after="0"/>
         <w:ind w:left="480" w:hanging="480"/>
-        <w:spacing w:before="0" w:after="180"/>
       </w:pPr>
       <w:r>
         <w:rPr>
@@ -5511,8 +5511,8 @@
     <w:p>
       <w:pPr>
         <w:pStyle w:val="FirstParagraph"/>
+        <w:spacing w:before="0" w:after="0"/>
         <w:ind w:left="480" w:hanging="480"/>
-        <w:spacing w:after="0"/>
       </w:pPr>
       <w:r>
         <w:rPr>
@@ -5717,8 +5717,8 @@
     <w:p>
       <w:pPr>
         <w:pStyle w:val="FirstParagraph"/>
+        <w:spacing w:before="0" w:after="0"/>
         <w:ind w:left="480" w:hanging="480"/>
-        <w:spacing w:before="0" w:after="0"/>
       </w:pPr>
       <w:r>
         <w:rPr>
@@ -5777,8 +5777,8 @@
     <w:p>
       <w:pPr>
         <w:pStyle w:val="FirstParagraph"/>
+        <w:spacing w:before="0" w:after="0"/>
         <w:ind w:left="480" w:hanging="480"/>
-        <w:spacing w:before="0" w:after="0"/>
       </w:pPr>
       <w:r>
         <w:rPr>
@@ -5854,8 +5854,8 @@
     <w:p>
       <w:pPr>
         <w:pStyle w:val="FirstParagraph"/>
+        <w:spacing w:before="0" w:after="0"/>
         <w:ind w:left="480" w:hanging="480"/>
-        <w:spacing w:before="0" w:after="0"/>
       </w:pPr>
       <w:r>
         <w:rPr>
@@ -5940,8 +5940,8 @@
     <w:p>
       <w:pPr>
         <w:pStyle w:val="FirstParagraph"/>
+        <w:spacing w:before="0" w:after="0"/>
         <w:ind w:left="480" w:hanging="480"/>
-        <w:spacing w:before="0" w:after="180"/>
       </w:pPr>
       <w:r>
         <w:rPr>
@@ -6065,8 +6065,8 @@
     <w:p>
       <w:pPr>
         <w:pStyle w:val="FirstParagraph"/>
+        <w:spacing w:before="0" w:after="0"/>
         <w:ind w:left="480" w:hanging="480"/>
-        <w:spacing w:after="0"/>
       </w:pPr>
       <w:r>
         <w:rPr>
@@ -6114,8 +6114,8 @@
     <w:p>
       <w:pPr>
         <w:pStyle w:val="FirstParagraph"/>
+        <w:spacing w:before="0" w:after="0"/>
         <w:ind w:left="480" w:hanging="480"/>
-        <w:spacing w:before="0" w:after="0"/>
       </w:pPr>
       <w:r>
         <w:rPr>
@@ -6174,8 +6174,8 @@
     <w:p>
       <w:pPr>
         <w:pStyle w:val="FirstParagraph"/>
+        <w:spacing w:before="0" w:after="0"/>
         <w:ind w:left="480" w:hanging="480"/>
-        <w:spacing w:before="0" w:after="0"/>
       </w:pPr>
       <w:r>
         <w:rPr>
@@ -6211,8 +6211,8 @@
     <w:p>
       <w:pPr>
         <w:pStyle w:val="FirstParagraph"/>
+        <w:spacing w:before="0" w:after="0"/>
         <w:ind w:left="480" w:hanging="480"/>
-        <w:spacing w:before="0" w:after="0"/>
       </w:pPr>
       <w:r>
         <w:rPr>
@@ -6248,8 +6248,8 @@
     <w:p>
       <w:pPr>
         <w:pStyle w:val="FirstParagraph"/>
+        <w:spacing w:before="0" w:after="0"/>
         <w:ind w:left="480" w:hanging="480"/>
-        <w:spacing w:before="0" w:after="180"/>
       </w:pPr>
       <w:r>
         <w:rPr>
@@ -7414,8 +7414,8 @@
     <w:p>
       <w:pPr>
         <w:pStyle w:val="FirstParagraph"/>
+        <w:spacing w:before="0" w:after="0"/>
         <w:ind w:left="480" w:hanging="480"/>
-        <w:spacing w:after="0"/>
       </w:pPr>
       <w:r>
         <w:rPr>
@@ -7609,8 +7609,8 @@
     <w:p>
       <w:pPr>
         <w:pStyle w:val="FirstParagraph"/>
+        <w:spacing w:before="0" w:after="0"/>
         <w:ind w:left="480" w:hanging="480"/>
-        <w:spacing w:before="0" w:after="0"/>
       </w:pPr>
       <w:r>
         <w:rPr>
@@ -7622,8 +7622,8 @@
     <w:p>
       <w:pPr>
         <w:pStyle w:val="FirstParagraph"/>
+        <w:spacing w:before="0" w:after="0"/>
         <w:ind w:left="480" w:hanging="480"/>
-        <w:spacing w:before="0" w:after="0"/>
       </w:pPr>
       <w:r>
         <w:rPr>
@@ -7635,8 +7635,8 @@
     <w:p>
       <w:pPr>
         <w:pStyle w:val="FirstParagraph"/>
+        <w:spacing w:before="0" w:after="0"/>
         <w:ind w:left="480" w:hanging="480"/>
-        <w:spacing w:before="0" w:after="0"/>
       </w:pPr>
       <w:r>
         <w:rPr>
@@ -7648,8 +7648,8 @@
     <w:p>
       <w:pPr>
         <w:pStyle w:val="FirstParagraph"/>
+        <w:spacing w:before="0" w:after="0"/>
         <w:ind w:left="480" w:hanging="480"/>
-        <w:spacing w:before="0" w:after="180"/>
       </w:pPr>
       <w:r>
         <w:rPr>
@@ -7703,8 +7703,8 @@
     <w:p>
       <w:pPr>
         <w:pStyle w:val="FirstParagraph"/>
+        <w:spacing w:before="0" w:after="0"/>
         <w:ind w:left="480" w:hanging="480"/>
-        <w:spacing w:after="0"/>
       </w:pPr>
       <w:r>
         <w:rPr>
@@ -7872,8 +7872,8 @@
     <w:p>
       <w:pPr>
         <w:pStyle w:val="FirstParagraph"/>
+        <w:spacing w:before="0" w:after="0"/>
         <w:ind w:left="480" w:hanging="480"/>
-        <w:spacing w:before="0" w:after="0"/>
       </w:pPr>
       <w:r>
         <w:rPr>
@@ -7885,8 +7885,8 @@
     <w:p>
       <w:pPr>
         <w:pStyle w:val="FirstParagraph"/>
+        <w:spacing w:before="0" w:after="0"/>
         <w:ind w:left="480" w:hanging="480"/>
-        <w:spacing w:before="0" w:after="0"/>
       </w:pPr>
       <w:r>
         <w:rPr>
@@ -7898,8 +7898,8 @@
     <w:p>
       <w:pPr>
         <w:pStyle w:val="FirstParagraph"/>
+        <w:spacing w:before="0" w:after="0"/>
         <w:ind w:left="480" w:hanging="480"/>
-        <w:spacing w:before="0" w:after="0"/>
       </w:pPr>
       <w:r>
         <w:rPr>
@@ -7911,8 +7911,8 @@
     <w:p>
       <w:pPr>
         <w:pStyle w:val="FirstParagraph"/>
+        <w:spacing w:before="0" w:after="0"/>
         <w:ind w:left="480" w:hanging="480"/>
-        <w:spacing w:before="0" w:after="180"/>
       </w:pPr>
       <w:r>
         <w:rPr>
@@ -9376,8 +9376,8 @@
     <w:p>
       <w:pPr>
         <w:pStyle w:val="FirstParagraph"/>
+        <w:spacing w:before="0" w:after="0"/>
         <w:ind w:left="480" w:hanging="480"/>
-        <w:spacing w:after="0"/>
       </w:pPr>
       <w:r>
         <w:rPr>
@@ -9467,8 +9467,8 @@
     <w:p>
       <w:pPr>
         <w:pStyle w:val="FirstParagraph"/>
+        <w:spacing w:before="0" w:after="0"/>
         <w:ind w:left="480" w:hanging="480"/>
-        <w:spacing w:before="0" w:after="0"/>
       </w:pPr>
       <w:r>
         <w:rPr>
@@ -9480,8 +9480,8 @@
     <w:p>
       <w:pPr>
         <w:pStyle w:val="FirstParagraph"/>
+        <w:spacing w:before="0" w:after="0"/>
         <w:ind w:left="480" w:hanging="480"/>
-        <w:spacing w:before="0" w:after="0"/>
       </w:pPr>
       <w:r>
         <w:rPr>
@@ -9493,8 +9493,8 @@
     <w:p>
       <w:pPr>
         <w:pStyle w:val="FirstParagraph"/>
+        <w:spacing w:before="0" w:after="0"/>
         <w:ind w:left="480" w:hanging="480"/>
-        <w:spacing w:before="0" w:after="0"/>
       </w:pPr>
       <w:r>
         <w:rPr>
@@ -9506,8 +9506,8 @@
     <w:p>
       <w:pPr>
         <w:pStyle w:val="FirstParagraph"/>
+        <w:spacing w:before="0" w:after="0"/>
         <w:ind w:left="480" w:hanging="480"/>
-        <w:spacing w:before="0" w:after="180"/>
       </w:pPr>
       <w:r>
         <w:rPr>
@@ -11190,8 +11190,8 @@
     <w:p>
       <w:pPr>
         <w:pStyle w:val="BodyText"/>
+        <w:spacing w:before="0" w:after="0"/>
         <w:ind w:left="480" w:hanging="480"/>
-        <w:spacing w:after="0"/>
       </w:pPr>
       <w:r>
         <w:rPr>
@@ -11215,8 +11215,8 @@
     <w:p>
       <w:pPr>
         <w:pStyle w:val="BodyText"/>
+        <w:spacing w:before="0" w:after="0"/>
         <w:ind w:left="480" w:hanging="480"/>
-        <w:spacing w:before="0" w:after="0"/>
       </w:pPr>
       <w:r>
         <w:rPr>
@@ -11240,8 +11240,8 @@
     <w:p>
       <w:pPr>
         <w:pStyle w:val="BodyText"/>
+        <w:spacing w:before="0" w:after="0"/>
         <w:ind w:left="480" w:hanging="480"/>
-        <w:spacing w:before="0" w:after="0"/>
       </w:pPr>
       <w:r>
         <w:rPr>
@@ -11265,8 +11265,8 @@
     <w:p>
       <w:pPr>
         <w:pStyle w:val="BodyText"/>
+        <w:spacing w:before="0" w:after="0"/>
         <w:ind w:left="480" w:hanging="480"/>
-        <w:spacing w:before="0" w:after="180"/>
       </w:pPr>
       <w:r>
         <w:rPr>
@@ -11490,8 +11490,8 @@
     <w:p>
       <w:pPr>
         <w:pStyle w:val="FirstParagraph"/>
+        <w:spacing w:before="0" w:after="0"/>
         <w:ind w:left="480" w:hanging="480"/>
-        <w:spacing w:after="0"/>
       </w:pPr>
       <w:r>
         <w:rPr>
@@ -11527,8 +11527,8 @@
     <w:p>
       <w:pPr>
         <w:pStyle w:val="FirstParagraph"/>
+        <w:spacing w:before="0" w:after="0"/>
         <w:ind w:left="480" w:hanging="480"/>
-        <w:spacing w:before="0" w:after="0"/>
       </w:pPr>
       <w:r>
         <w:rPr>
@@ -11552,8 +11552,8 @@
     <w:p>
       <w:pPr>
         <w:pStyle w:val="FirstParagraph"/>
+        <w:spacing w:before="0" w:after="0"/>
         <w:ind w:left="480" w:hanging="480"/>
-        <w:spacing w:before="0" w:after="0"/>
       </w:pPr>
       <w:r>
         <w:rPr>
@@ -11613,8 +11613,8 @@
     <w:p>
       <w:pPr>
         <w:pStyle w:val="FirstParagraph"/>
+        <w:spacing w:before="0" w:after="0"/>
         <w:ind w:left="480" w:hanging="480"/>
-        <w:spacing w:before="0" w:after="0"/>
       </w:pPr>
       <w:r>
         <w:rPr>
@@ -11650,8 +11650,8 @@
     <w:p>
       <w:pPr>
         <w:pStyle w:val="FirstParagraph"/>
+        <w:spacing w:before="0" w:after="0"/>
         <w:ind w:left="480" w:hanging="480"/>
-        <w:spacing w:before="0" w:after="180"/>
       </w:pPr>
       <w:r>
         <w:rPr>
@@ -12114,7 +12114,6 @@
     <w:bookmarkEnd w:id="100"/>
     <w:bookmarkEnd w:id="101"/>
     <w:sectPr>
-      <w:headerReference w:type="default" r:id="rId97"/>
       <w:footerReference w:type="default" r:id="rId9"/>
       <w:footnotePr>
         <w:numRestart w:val="eachSect"/>
@@ -12141,16 +12140,6 @@
       <w:rPr>
         <w:rFonts w:ascii="Times New Roman" w:hAnsi="Times New Roman" w:eastAsia="Times New Roman" w:cs="Times New Roman"/>
         <w:b w:val="0"/>
-        <w:color w:val="000000"/>
-        <w:sz w:val="20"/>
-      </w:rPr>
-      <w:t xml:space="preserve">第 </w:t>
-    </w:r>
-    <w:r>
-      <w:rPr>
-        <w:rFonts w:ascii="Times New Roman" w:hAnsi="Times New Roman" w:eastAsia="Times New Roman" w:cs="Times New Roman"/>
-        <w:b w:val="0"/>
-        <w:color w:val="000000"/>
         <w:sz w:val="20"/>
       </w:rPr>
       <w:fldChar w:fldCharType="begin"/>
@@ -12159,7 +12148,6 @@
       <w:rPr>
         <w:rFonts w:ascii="Times New Roman" w:hAnsi="Times New Roman" w:eastAsia="Times New Roman" w:cs="Times New Roman"/>
         <w:b w:val="0"/>
-        <w:color w:val="000000"/>
         <w:sz w:val="20"/>
       </w:rPr>
       <w:instrText xml:space="preserve"> PAGE </w:instrText>
@@ -12168,91 +12156,9 @@
       <w:rPr>
         <w:rFonts w:ascii="Times New Roman" w:hAnsi="Times New Roman" w:eastAsia="Times New Roman" w:cs="Times New Roman"/>
         <w:b w:val="0"/>
-        <w:color w:val="000000"/>
-        <w:sz w:val="20"/>
-      </w:rPr>
-      <w:fldChar w:fldCharType="separate"/>
-    </w:r>
-    <w:r>
-      <w:rPr>
-        <w:rFonts w:ascii="Times New Roman" w:hAnsi="Times New Roman" w:eastAsia="Times New Roman" w:cs="Times New Roman"/>
-        <w:b w:val="0"/>
-        <w:color w:val="000000"/>
-        <w:sz w:val="20"/>
-      </w:rPr>
-      <w:t>1</w:t>
-    </w:r>
-    <w:r>
-      <w:rPr>
-        <w:rFonts w:ascii="Times New Roman" w:hAnsi="Times New Roman" w:eastAsia="Times New Roman" w:cs="Times New Roman"/>
-        <w:b w:val="0"/>
-        <w:color w:val="000000"/>
         <w:sz w:val="20"/>
       </w:rPr>
       <w:fldChar w:fldCharType="end"/>
-    </w:r>
-    <w:r>
-      <w:rPr>
-        <w:rFonts w:ascii="Times New Roman" w:hAnsi="Times New Roman" w:eastAsia="Times New Roman" w:cs="Times New Roman"/>
-        <w:b w:val="0"/>
-        <w:color w:val="000000"/>
-        <w:sz w:val="20"/>
-      </w:rPr>
-      <w:t xml:space="preserve"> 页 / 共 </w:t>
-    </w:r>
-    <w:r>
-      <w:rPr>
-        <w:rFonts w:ascii="Times New Roman" w:hAnsi="Times New Roman" w:eastAsia="Times New Roman" w:cs="Times New Roman"/>
-        <w:b w:val="0"/>
-        <w:color w:val="000000"/>
-        <w:sz w:val="20"/>
-      </w:rPr>
-      <w:fldChar w:fldCharType="begin"/>
-    </w:r>
-    <w:r>
-      <w:rPr>
-        <w:rFonts w:ascii="Times New Roman" w:hAnsi="Times New Roman" w:eastAsia="Times New Roman" w:cs="Times New Roman"/>
-        <w:b w:val="0"/>
-        <w:color w:val="000000"/>
-        <w:sz w:val="20"/>
-      </w:rPr>
-      <w:instrText xml:space="preserve"> NUMPAGES </w:instrText>
-    </w:r>
-    <w:r>
-      <w:rPr>
-        <w:rFonts w:ascii="Times New Roman" w:hAnsi="Times New Roman" w:eastAsia="Times New Roman" w:cs="Times New Roman"/>
-        <w:b w:val="0"/>
-        <w:color w:val="000000"/>
-        <w:sz w:val="20"/>
-      </w:rPr>
-      <w:fldChar w:fldCharType="separate"/>
-    </w:r>
-    <w:r>
-      <w:rPr>
-        <w:rFonts w:ascii="Times New Roman" w:hAnsi="Times New Roman" w:eastAsia="Times New Roman" w:cs="Times New Roman"/>
-        <w:b w:val="0"/>
-        <w:color w:val="000000"/>
-        <w:sz w:val="20"/>
-      </w:rPr>
-      <w:t>1</w:t>
-    </w:r>
-    <w:r>
-      <w:rPr>
-        <w:rFonts w:ascii="Times New Roman" w:hAnsi="Times New Roman" w:eastAsia="Times New Roman" w:cs="Times New Roman"/>
-        <w:b w:val="0"/>
-        <w:color w:val="000000"/>
-        <w:sz w:val="20"/>
-      </w:rPr>
-      <w:fldChar w:fldCharType="end"/>
-    </w:r>
-    <w:r>
-      <w:rPr>
-        <w:rFonts w:ascii="Times New Roman" w:hAnsi="Times New Roman" w:eastAsia="Times New Roman" w:cs="Times New Roman"/>
-        <w:b w:val="0"/>
-        <w:color w:val="000000"/>
-        <w:sz w:val="20"/>
-      </w:rPr>
-      <w:t xml:space="preserve"> 页</w:t>
     </w:r>
   </w:p>
 </w:ftr>
@@ -12275,28 +12181,6 @@
     </w:p>
   </w:footnote>
 </w:footnotes>
-</file>
-
-<file path=word/header1.xml><?xml version="1.0" encoding="utf-8"?>
-<w:hdr xmlns:m="http://schemas.openxmlformats.org/officeDocument/2006/math" xmlns:mc="http://schemas.openxmlformats.org/markup-compatibility/2006" xmlns:mo="http://schemas.microsoft.com/office/mac/office/2008/main" xmlns:mv="urn:schemas-microsoft-com:mac:vml" xmlns:o="urn:schemas-microsoft-com:office:office" xmlns:r="http://schemas.openxmlformats.org/officeDocument/2006/relationships" xmlns:v="urn:schemas-microsoft-com:vml" xmlns:w10="urn:schemas-microsoft-com:office:word" xmlns:w14="http://schemas.microsoft.com/office/word/2010/wordml" xmlns:w="http://schemas.openxmlformats.org/wordprocessingml/2006/main" xmlns:wne="http://schemas.microsoft.com/office/word/2006/wordml" xmlns:wp14="http://schemas.microsoft.com/office/word/2010/wordprocessingDrawing" xmlns:wp="http://schemas.openxmlformats.org/drawingml/2006/wordprocessingDrawing" xmlns:wpc="http://schemas.microsoft.com/office/word/2010/wordprocessingCanvas" xmlns:wpg="http://schemas.microsoft.com/office/word/2010/wordprocessingGroup" xmlns:wpi="http://schemas.microsoft.com/office/word/2010/wordprocessingInk" xmlns:wps="http://schemas.microsoft.com/office/word/2010/wordprocessingShape" mc:Ignorable="w14 wp14">
-  <w:p>
-    <w:pPr>
-      <w:jc w:val="right"/>
-      <w:pBdr>
-        <w:bottom w:val="single" w:sz="4" w:space="2" w:color="000000"/>
-      </w:pBdr>
-    </w:pPr>
-    <w:r>
-      <w:rPr>
-        <w:rFonts w:ascii="Times New Roman" w:hAnsi="Times New Roman" w:eastAsia="Times New Roman" w:cs="Times New Roman"/>
-        <w:b w:val="0"/>
-        <w:color w:val="000000"/>
-        <w:sz w:val="18"/>
-      </w:rPr>
-      <w:t xml:space="preserve">有机化学阶段测试卷</w:t>
-    </w:r>
-  </w:p>
-</w:hdr>
 </file>
 
 <file path=word/numbering.xml><?xml version="1.0" encoding="utf-8"?>
